--- a/district_briefs/district3_brief.docx
+++ b/district_briefs/district3_brief.docx
@@ -101,7 +101,7 @@
                 <w:color w:val="A6352C"/>
                 <w:sz w:val="32"/>
               </w:rPr>
-              <w:t>6,518</w:t>
+              <w:t>5,862</w:t>
             </w:r>
           </w:p>
           <w:p>
@@ -132,7 +132,7 @@
                 <w:color w:val="A6352C"/>
                 <w:sz w:val="32"/>
               </w:rPr>
-              <w:t>$34.8M/yr</w:t>
+              <w:t>$39.2M/yr</w:t>
             </w:r>
           </w:p>
           <w:p>
@@ -163,7 +163,7 @@
                 <w:color w:val="A6352C"/>
                 <w:sz w:val="32"/>
               </w:rPr>
-              <w:t>$63.5M/yr</w:t>
+              <w:t>$71.0M/yr</w:t>
             </w:r>
           </w:p>
           <w:p>
@@ -198,7 +198,7 @@
     </w:p>
     <w:p>
       <w:r>
-        <w:t>District 3 alone accounts for $4.6M/yr in lost sales tax and $1.7M/yr in property tax uplift, across 486 identified vacant or underused properties.</w:t>
+        <w:t>District 3 alone accounts for $3.8M/yr in lost sales tax and $1.7M/yr in property tax uplift, across 478 identified vacant or underused properties.</w:t>
       </w:r>
     </w:p>
     <w:p>
@@ -225,7 +225,7 @@
     </w:p>
     <w:p>
       <w:r>
-        <w:t>Of the 6,518 vacant properties identified citywide, about half have a recorded sale date. Among those, the typical property hasn't sold in 7 years, and 37% haven't changed hands in over a decade. This is scoped entirely to properties already flagged as vacant, not a claim about the city's housing stock broadly.</w:t>
+        <w:t>Of the 5,862 vacant properties identified citywide, about half have a recorded sale date. Among those, the typical property hasn't sold in 8 years, and 40% haven't changed hands in over a decade. This is scoped entirely to properties already flagged as vacant, not a claim about the city's housing stock broadly.</w:t>
       </w:r>
     </w:p>
     <w:p>
@@ -268,7 +268,7 @@
           </w:tcPr>
           <w:p>
             <w:r>
-              <w:t>486</w:t>
+              <w:t>478</w:t>
             </w:r>
           </w:p>
         </w:tc>
@@ -318,7 +318,7 @@
           </w:tcPr>
           <w:p>
             <w:r>
-              <w:t>$4.6M/yr</w:t>
+              <w:t>$3.8M/yr</w:t>
             </w:r>
           </w:p>
         </w:tc>
@@ -400,7 +400,7 @@
           </w:tcPr>
           <w:p>
             <w:r>
-              <w:t>3801 Northgate Blvd</w:t>
+              <w:t>616 Northfield Dr</w:t>
             </w:r>
           </w:p>
         </w:tc>
@@ -410,7 +410,7 @@
           </w:tcPr>
           <w:p>
             <w:r>
-              <w:t>$8.8M</w:t>
+              <w:t>$2.5M</w:t>
             </w:r>
           </w:p>
         </w:tc>
@@ -420,7 +420,7 @@
           </w:tcPr>
           <w:p>
             <w:r>
-              <w:t>$96K/yr</w:t>
+              <w:t>$27K/yr</w:t>
             </w:r>
           </w:p>
         </w:tc>
@@ -442,7 +442,39 @@
           </w:tcPr>
           <w:p>
             <w:r>
-              <w:t>$2.1M</w:t>
+              <w:t>$2.4M</w:t>
+            </w:r>
+          </w:p>
+        </w:tc>
+        <w:tc>
+          <w:tcPr>
+            <w:tcW w:type="dxa" w:w="3408"/>
+          </w:tcPr>
+          <w:p>
+            <w:r>
+              <w:t>$27K/yr</w:t>
+            </w:r>
+          </w:p>
+        </w:tc>
+      </w:tr>
+      <w:tr>
+        <w:tc>
+          <w:tcPr>
+            <w:tcW w:type="dxa" w:w="3408"/>
+          </w:tcPr>
+          <w:p>
+            <w:r>
+              <w:t>2550 Arena Blvd</w:t>
+            </w:r>
+          </w:p>
+        </w:tc>
+        <w:tc>
+          <w:tcPr>
+            <w:tcW w:type="dxa" w:w="3408"/>
+          </w:tcPr>
+          <w:p>
+            <w:r>
+              <w:t>$2.3M</w:t>
             </w:r>
           </w:p>
         </w:tc>
@@ -464,7 +496,7 @@
           </w:tcPr>
           <w:p>
             <w:r>
-              <w:t>616 Northfield Dr</w:t>
+              <w:t>647 Northfield Dr</w:t>
             </w:r>
           </w:p>
         </w:tc>
@@ -474,7 +506,7 @@
           </w:tcPr>
           <w:p>
             <w:r>
-              <w:t>$2.2M</w:t>
+              <w:t>$2.1M</w:t>
             </w:r>
           </w:p>
         </w:tc>
@@ -484,39 +516,7 @@
           </w:tcPr>
           <w:p>
             <w:r>
-              <w:t>$23K/yr</w:t>
-            </w:r>
-          </w:p>
-        </w:tc>
-      </w:tr>
-      <w:tr>
-        <w:tc>
-          <w:tcPr>
-            <w:tcW w:type="dxa" w:w="3408"/>
-          </w:tcPr>
-          <w:p>
-            <w:r>
-              <w:t>2550 Arena Blvd</w:t>
-            </w:r>
-          </w:p>
-        </w:tc>
-        <w:tc>
-          <w:tcPr>
-            <w:tcW w:type="dxa" w:w="3408"/>
-          </w:tcPr>
-          <w:p>
-            <w:r>
-              <w:t>$2.0M</w:t>
-            </w:r>
-          </w:p>
-        </w:tc>
-        <w:tc>
-          <w:tcPr>
-            <w:tcW w:type="dxa" w:w="3408"/>
-          </w:tcPr>
-          <w:p>
-            <w:r>
-              <w:t>$19K/yr</w:t>
+              <w:t>$22K/yr</w:t>
             </w:r>
           </w:p>
         </w:tc>

--- a/district_briefs/district3_brief.docx
+++ b/district_briefs/district3_brief.docx
@@ -101,7 +101,7 @@
                 <w:color w:val="A6352C"/>
                 <w:sz w:val="32"/>
               </w:rPr>
-              <w:t>5,862</w:t>
+              <w:t>8,853</w:t>
             </w:r>
           </w:p>
           <w:p>
@@ -132,7 +132,7 @@
                 <w:color w:val="A6352C"/>
                 <w:sz w:val="32"/>
               </w:rPr>
-              <w:t>$39.2M/yr</w:t>
+              <w:t>$70.0M/yr</w:t>
             </w:r>
           </w:p>
           <w:p>
@@ -163,7 +163,7 @@
                 <w:color w:val="A6352C"/>
                 <w:sz w:val="32"/>
               </w:rPr>
-              <w:t>$71.0M/yr</w:t>
+              <w:t>$295.7M/yr</w:t>
             </w:r>
           </w:p>
           <w:p>
@@ -198,7 +198,7 @@
     </w:p>
     <w:p>
       <w:r>
-        <w:t>District 3 alone accounts for $3.8M/yr in lost sales tax and $1.7M/yr in property tax uplift, across 478 identified vacant or underused properties.</w:t>
+        <w:t>District 3 alone accounts for $13.6M/yr in lost sales tax and $2.6M/yr in property tax uplift, across 654 identified vacant or underused properties.</w:t>
       </w:r>
     </w:p>
     <w:p>
@@ -225,7 +225,7 @@
     </w:p>
     <w:p>
       <w:r>
-        <w:t>Of the 5,862 vacant properties identified citywide, about half have a recorded sale date. Among those, the typical property hasn't sold in 8 years, and 40% haven't changed hands in over a decade. This is scoped entirely to properties already flagged as vacant, not a claim about the city's housing stock broadly.</w:t>
+        <w:t>Of the 8,853 vacant properties identified citywide, about half have a recorded sale date. Among those, the typical property hasn't sold in 8 years, and 43% haven't changed hands in over a decade. This is scoped entirely to properties already flagged as vacant, not a claim about the city's housing stock broadly.</w:t>
       </w:r>
     </w:p>
     <w:p>
@@ -268,7 +268,7 @@
           </w:tcPr>
           <w:p>
             <w:r>
-              <w:t>478</w:t>
+              <w:t>654</w:t>
             </w:r>
           </w:p>
         </w:tc>
@@ -293,7 +293,7 @@
           </w:tcPr>
           <w:p>
             <w:r>
-              <w:t>$1.7M/yr</w:t>
+              <w:t>$2.6M/yr</w:t>
             </w:r>
           </w:p>
         </w:tc>
@@ -318,7 +318,7 @@
           </w:tcPr>
           <w:p>
             <w:r>
-              <w:t>$3.8M/yr</w:t>
+              <w:t>$13.6M/yr</w:t>
             </w:r>
           </w:p>
         </w:tc>
@@ -400,7 +400,7 @@
           </w:tcPr>
           <w:p>
             <w:r>
-              <w:t>616 Northfield Dr</w:t>
+              <w:t>3200 Arena Blvd</w:t>
             </w:r>
           </w:p>
         </w:tc>
@@ -410,7 +410,7 @@
           </w:tcPr>
           <w:p>
             <w:r>
-              <w:t>$2.5M</w:t>
+              <w:t>$12.8M</w:t>
             </w:r>
           </w:p>
         </w:tc>
@@ -420,7 +420,7 @@
           </w:tcPr>
           <w:p>
             <w:r>
-              <w:t>$27K/yr</w:t>
+              <w:t>$118K/yr</w:t>
             </w:r>
           </w:p>
         </w:tc>
@@ -432,7 +432,7 @@
           </w:tcPr>
           <w:p>
             <w:r>
-              <w:t>540 Cleveland Ave</w:t>
+              <w:t>1590 W El Camino Ave</w:t>
             </w:r>
           </w:p>
         </w:tc>
@@ -442,7 +442,7 @@
           </w:tcPr>
           <w:p>
             <w:r>
-              <w:t>$2.4M</w:t>
+              <w:t>$4.4M</w:t>
             </w:r>
           </w:p>
         </w:tc>
@@ -452,7 +452,7 @@
           </w:tcPr>
           <w:p>
             <w:r>
-              <w:t>$27K/yr</w:t>
+              <w:t>$40K/yr</w:t>
             </w:r>
           </w:p>
         </w:tc>
@@ -464,7 +464,7 @@
           </w:tcPr>
           <w:p>
             <w:r>
-              <w:t>2550 Arena Blvd</w:t>
+              <w:t>3430 Northgate Blvd</w:t>
             </w:r>
           </w:p>
         </w:tc>
@@ -474,7 +474,7 @@
           </w:tcPr>
           <w:p>
             <w:r>
-              <w:t>$2.3M</w:t>
+              <w:t>$2.7M</w:t>
             </w:r>
           </w:p>
         </w:tc>
@@ -484,7 +484,7 @@
           </w:tcPr>
           <w:p>
             <w:r>
-              <w:t>$23K/yr</w:t>
+              <w:t>$30K/yr</w:t>
             </w:r>
           </w:p>
         </w:tc>
@@ -496,7 +496,7 @@
           </w:tcPr>
           <w:p>
             <w:r>
-              <w:t>647 Northfield Dr</w:t>
+              <w:t>2512 River Plaza Dr</w:t>
             </w:r>
           </w:p>
         </w:tc>
@@ -506,7 +506,7 @@
           </w:tcPr>
           <w:p>
             <w:r>
-              <w:t>$2.1M</w:t>
+              <w:t>$4.1M</w:t>
             </w:r>
           </w:p>
         </w:tc>
@@ -516,7 +516,7 @@
           </w:tcPr>
           <w:p>
             <w:r>
-              <w:t>$22K/yr</w:t>
+              <w:t>$29K/yr</w:t>
             </w:r>
           </w:p>
         </w:tc>
